--- a/nutrafit-para-clientes.docx
+++ b/nutrafit-para-clientes.docx
@@ -127,9 +127,9 @@
       <w:pPr>
         <w:spacing w:after="0" w:line="285" w:lineRule="atLeast"/>
         <w:rPr>
-          <w:rFonts w:ascii="Times New Roman" w:eastAsia="Times New Roman" w:hAnsi="Times New Roman" w:cs="Times New Roman"/>
-          <w:sz w:val="24"/>
-          <w:szCs w:val="24"/>
+          <w:rFonts w:ascii="Consolas" w:eastAsia="Times New Roman" w:hAnsi="Consolas" w:cs="Times New Roman"/>
+          <w:sz w:val="21"/>
+          <w:szCs w:val="21"/>
           <w:lang w:eastAsia="es-ES"/>
         </w:rPr>
       </w:pPr>
@@ -137,12 +137,12 @@
         <w:r>
           <w:rPr>
             <w:rStyle w:val="Hipervnculo"/>
-            <w:rFonts w:ascii="Times New Roman" w:eastAsia="Times New Roman" w:hAnsi="Times New Roman" w:cs="Times New Roman"/>
-            <w:sz w:val="24"/>
-            <w:szCs w:val="24"/>
+            <w:rFonts w:ascii="Consolas" w:eastAsia="Times New Roman" w:hAnsi="Consolas" w:cs="Times New Roman"/>
+            <w:sz w:val="21"/>
+            <w:szCs w:val="21"/>
             <w:lang w:eastAsia="es-ES"/>
           </w:rPr>
-          <w:t>https://script.google.com/macros/s/AKfycbxMafehlP3woU4sn1xRdTeAbhAqrRYyB57bqaXkZUNBq0AbPqPqNp5AAQFAfYuxSRRp/exec</w:t>
+          <w:t>https://alinaresblanco-gif.github.io/nutrafit/</w:t>
         </w:r>
       </w:hyperlink>
     </w:p>
@@ -1171,27 +1171,27 @@
           <w:szCs w:val="24"/>
           <w:lang w:eastAsia="es-ES"/>
         </w:rPr>
+        <w:t>- Mi control de agua: registrar vasos de agua y ver el historial.</w:t>
+      </w:r>
+    </w:p>
+    <w:p>
+      <w:pPr>
+        <w:spacing w:after="0" w:line="285" w:lineRule="atLeast"/>
+        <w:rPr>
+          <w:rFonts w:ascii="Times New Roman" w:eastAsia="Times New Roman" w:hAnsi="Times New Roman" w:cs="Times New Roman"/>
+          <w:sz w:val="24"/>
+          <w:szCs w:val="24"/>
+          <w:lang w:eastAsia="es-ES"/>
+        </w:rPr>
+      </w:pPr>
+      <w:r>
+        <w:rPr>
+          <w:rFonts w:ascii="Times New Roman" w:eastAsia="Times New Roman" w:hAnsi="Times New Roman" w:cs="Times New Roman"/>
+          <w:sz w:val="24"/>
+          <w:szCs w:val="24"/>
+          <w:lang w:eastAsia="es-ES"/>
+        </w:rPr>
         <w:lastRenderedPageBreak/>
-        <w:t>- Mi control de agua: registrar vasos de agua y ver el historial.</w:t>
-      </w:r>
-    </w:p>
-    <w:p>
-      <w:pPr>
-        <w:spacing w:after="0" w:line="285" w:lineRule="atLeast"/>
-        <w:rPr>
-          <w:rFonts w:ascii="Times New Roman" w:eastAsia="Times New Roman" w:hAnsi="Times New Roman" w:cs="Times New Roman"/>
-          <w:sz w:val="24"/>
-          <w:szCs w:val="24"/>
-          <w:lang w:eastAsia="es-ES"/>
-        </w:rPr>
-      </w:pPr>
-      <w:r>
-        <w:rPr>
-          <w:rFonts w:ascii="Times New Roman" w:eastAsia="Times New Roman" w:hAnsi="Times New Roman" w:cs="Times New Roman"/>
-          <w:sz w:val="24"/>
-          <w:szCs w:val="24"/>
-          <w:lang w:eastAsia="es-ES"/>
-        </w:rPr>
         <w:t xml:space="preserve">- Mi actividad </w:t>
       </w:r>
       <w:r>

--- a/nutrafit-para-clientes.docx
+++ b/nutrafit-para-clientes.docx
@@ -95,26 +95,109 @@
     <w:p>
       <w:pPr>
         <w:spacing w:after="0" w:line="285" w:lineRule="atLeast"/>
-        <w:rPr>
-          <w:rFonts w:ascii="Times New Roman" w:eastAsia="Times New Roman" w:hAnsi="Times New Roman" w:cs="Times New Roman"/>
-          <w:sz w:val="24"/>
-          <w:szCs w:val="24"/>
-          <w:lang w:eastAsia="es-ES"/>
-        </w:rPr>
-      </w:pPr>
-      <w:r>
-        <w:rPr>
-          <w:rFonts w:ascii="Times New Roman" w:eastAsia="Times New Roman" w:hAnsi="Times New Roman" w:cs="Times New Roman"/>
-          <w:sz w:val="24"/>
-          <w:szCs w:val="24"/>
-          <w:lang w:eastAsia="es-ES"/>
-        </w:rPr>
-        <w:t>URL publica actual:</w:t>
-      </w:r>
-    </w:p>
-    <w:p>
-      <w:pPr>
-        <w:spacing w:after="0" w:line="285" w:lineRule="atLeast"/>
+        <w:jc w:val="both"/>
+        <w:rPr>
+          <w:rFonts w:ascii="Times New Roman" w:eastAsia="Times New Roman" w:hAnsi="Times New Roman" w:cs="Times New Roman"/>
+          <w:sz w:val="24"/>
+          <w:szCs w:val="24"/>
+          <w:u w:val="single"/>
+          <w:lang w:eastAsia="es-ES"/>
+        </w:rPr>
+      </w:pPr>
+      <w:r>
+        <w:rPr>
+          <w:rFonts w:ascii="Times New Roman" w:eastAsia="Times New Roman" w:hAnsi="Times New Roman" w:cs="Times New Roman"/>
+          <w:sz w:val="24"/>
+          <w:szCs w:val="24"/>
+          <w:u w:val="single"/>
+          <w:lang w:eastAsia="es-ES"/>
+        </w:rPr>
+        <w:t>Archivo de instalación Android</w:t>
+      </w:r>
+    </w:p>
+    <w:p>
+      <w:pPr>
+        <w:spacing w:after="0" w:line="285" w:lineRule="atLeast"/>
+        <w:jc w:val="both"/>
+        <w:rPr>
+          <w:rFonts w:ascii="Times New Roman" w:eastAsia="Times New Roman" w:hAnsi="Times New Roman" w:cs="Times New Roman"/>
+          <w:sz w:val="24"/>
+          <w:szCs w:val="24"/>
+          <w:lang w:eastAsia="es-ES"/>
+        </w:rPr>
+      </w:pPr>
+    </w:p>
+    <w:p>
+      <w:pPr>
+        <w:spacing w:after="0" w:line="285" w:lineRule="atLeast"/>
+        <w:jc w:val="both"/>
+        <w:rPr>
+          <w:rFonts w:ascii="Times New Roman" w:eastAsia="Times New Roman" w:hAnsi="Times New Roman" w:cs="Times New Roman"/>
+          <w:sz w:val="24"/>
+          <w:szCs w:val="24"/>
+          <w:lang w:eastAsia="es-ES"/>
+        </w:rPr>
+      </w:pPr>
+      <w:r>
+        <w:rPr>
+          <w:rFonts w:ascii="Times New Roman" w:eastAsia="Times New Roman" w:hAnsi="Times New Roman" w:cs="Times New Roman"/>
+          <w:sz w:val="24"/>
+          <w:szCs w:val="24"/>
+          <w:lang w:eastAsia="es-ES"/>
+        </w:rPr>
+        <w:t>App-</w:t>
+      </w:r>
+      <w:proofErr w:type="spellStart"/>
+      <w:r>
+        <w:rPr>
+          <w:rFonts w:ascii="Times New Roman" w:eastAsia="Times New Roman" w:hAnsi="Times New Roman" w:cs="Times New Roman"/>
+          <w:sz w:val="24"/>
+          <w:szCs w:val="24"/>
+          <w:lang w:eastAsia="es-ES"/>
+        </w:rPr>
+        <w:t>debug.apk</w:t>
+      </w:r>
+      <w:proofErr w:type="spellEnd"/>
+    </w:p>
+    <w:p>
+      <w:pPr>
+        <w:spacing w:after="0" w:line="285" w:lineRule="atLeast"/>
+        <w:jc w:val="both"/>
+        <w:rPr>
+          <w:rFonts w:ascii="Times New Roman" w:eastAsia="Times New Roman" w:hAnsi="Times New Roman" w:cs="Times New Roman"/>
+          <w:sz w:val="24"/>
+          <w:szCs w:val="24"/>
+          <w:lang w:eastAsia="es-ES"/>
+        </w:rPr>
+      </w:pPr>
+    </w:p>
+    <w:p>
+      <w:pPr>
+        <w:spacing w:after="0" w:line="285" w:lineRule="atLeast"/>
+        <w:jc w:val="both"/>
+        <w:rPr>
+          <w:rFonts w:ascii="Times New Roman" w:eastAsia="Times New Roman" w:hAnsi="Times New Roman" w:cs="Times New Roman"/>
+          <w:sz w:val="24"/>
+          <w:szCs w:val="24"/>
+          <w:u w:val="single"/>
+          <w:lang w:eastAsia="es-ES"/>
+        </w:rPr>
+      </w:pPr>
+      <w:r>
+        <w:rPr>
+          <w:rFonts w:ascii="Times New Roman" w:eastAsia="Times New Roman" w:hAnsi="Times New Roman" w:cs="Times New Roman"/>
+          <w:sz w:val="24"/>
+          <w:szCs w:val="24"/>
+          <w:u w:val="single"/>
+          <w:lang w:eastAsia="es-ES"/>
+        </w:rPr>
+        <w:t>Archivo de instalación IOS/iPad</w:t>
+      </w:r>
+    </w:p>
+    <w:p>
+      <w:pPr>
+        <w:spacing w:after="0" w:line="285" w:lineRule="atLeast"/>
+        <w:jc w:val="both"/>
         <w:rPr>
           <w:rFonts w:ascii="Times New Roman" w:eastAsia="Times New Roman" w:hAnsi="Times New Roman" w:cs="Times New Roman"/>
           <w:sz w:val="24"/>
@@ -149,31 +232,30 @@
     <w:p>
       <w:pPr>
         <w:spacing w:after="0" w:line="285" w:lineRule="atLeast"/>
-        <w:rPr>
-          <w:rFonts w:ascii="Times New Roman" w:eastAsia="Times New Roman" w:hAnsi="Times New Roman" w:cs="Times New Roman"/>
-          <w:sz w:val="24"/>
-          <w:szCs w:val="24"/>
-          <w:lang w:eastAsia="es-ES"/>
-        </w:rPr>
-      </w:pPr>
-    </w:p>
-    <w:p>
-      <w:pPr>
-        <w:spacing w:after="0" w:line="285" w:lineRule="atLeast"/>
+        <w:jc w:val="both"/>
+        <w:rPr>
+          <w:rFonts w:ascii="Times New Roman" w:eastAsia="Times New Roman" w:hAnsi="Times New Roman" w:cs="Times New Roman"/>
+          <w:sz w:val="24"/>
+          <w:szCs w:val="24"/>
+          <w:lang w:eastAsia="es-ES"/>
+        </w:rPr>
+      </w:pPr>
+    </w:p>
+    <w:p>
+      <w:pPr>
+        <w:spacing w:after="0" w:line="285" w:lineRule="atLeast"/>
+        <w:jc w:val="both"/>
         <w:rPr>
           <w:rFonts w:ascii="Times New Roman" w:eastAsia="Times New Roman" w:hAnsi="Times New Roman" w:cs="Times New Roman"/>
           <w:b/>
           <w:bCs/>
           <w:sz w:val="24"/>
           <w:szCs w:val="24"/>
-          <w:lang w:eastAsia="es-ES"/>
-        </w:rPr>
-      </w:pPr>
-    </w:p>
-    <w:p>
-      <w:pPr>
-        <w:spacing w:after="0" w:line="285" w:lineRule="atLeast"/>
-        <w:jc w:val="both"/>
+          <w:u w:val="single"/>
+          <w:lang w:eastAsia="es-ES"/>
+        </w:rPr>
+      </w:pPr>
+      <w:r>
         <w:rPr>
           <w:rFonts w:ascii="Times New Roman" w:eastAsia="Times New Roman" w:hAnsi="Times New Roman" w:cs="Times New Roman"/>
           <w:b/>
@@ -183,8 +265,187 @@
           <w:u w:val="single"/>
           <w:lang w:eastAsia="es-ES"/>
         </w:rPr>
-      </w:pPr>
-      <w:r>
+        <w:t>Lo que incluye</w:t>
+      </w:r>
+    </w:p>
+    <w:p>
+      <w:pPr>
+        <w:spacing w:after="0" w:line="285" w:lineRule="atLeast"/>
+        <w:rPr>
+          <w:rFonts w:ascii="Times New Roman" w:eastAsia="Times New Roman" w:hAnsi="Times New Roman" w:cs="Times New Roman"/>
+          <w:sz w:val="24"/>
+          <w:szCs w:val="24"/>
+          <w:lang w:eastAsia="es-ES"/>
+        </w:rPr>
+      </w:pPr>
+    </w:p>
+    <w:p>
+      <w:pPr>
+        <w:spacing w:after="0" w:line="285" w:lineRule="atLeast"/>
+        <w:rPr>
+          <w:rFonts w:ascii="Times New Roman" w:eastAsia="Times New Roman" w:hAnsi="Times New Roman" w:cs="Times New Roman"/>
+          <w:sz w:val="24"/>
+          <w:szCs w:val="24"/>
+          <w:lang w:eastAsia="es-ES"/>
+        </w:rPr>
+      </w:pPr>
+      <w:r>
+        <w:rPr>
+          <w:rFonts w:ascii="Times New Roman" w:eastAsia="Times New Roman" w:hAnsi="Times New Roman" w:cs="Times New Roman"/>
+          <w:sz w:val="24"/>
+          <w:szCs w:val="24"/>
+          <w:lang w:eastAsia="es-ES"/>
+        </w:rPr>
+        <w:t xml:space="preserve">- Acceso directo desde navegador o icono instalado en el </w:t>
+      </w:r>
+      <w:r>
+        <w:rPr>
+          <w:rFonts w:ascii="Times New Roman" w:eastAsia="Times New Roman" w:hAnsi="Times New Roman" w:cs="Times New Roman"/>
+          <w:sz w:val="24"/>
+          <w:szCs w:val="24"/>
+          <w:lang w:eastAsia="es-ES"/>
+        </w:rPr>
+        <w:t>móvil</w:t>
+      </w:r>
+      <w:r>
+        <w:rPr>
+          <w:rFonts w:ascii="Times New Roman" w:eastAsia="Times New Roman" w:hAnsi="Times New Roman" w:cs="Times New Roman"/>
+          <w:sz w:val="24"/>
+          <w:szCs w:val="24"/>
+          <w:lang w:eastAsia="es-ES"/>
+        </w:rPr>
+        <w:t>.</w:t>
+      </w:r>
+    </w:p>
+    <w:p>
+      <w:pPr>
+        <w:spacing w:after="0" w:line="285" w:lineRule="atLeast"/>
+        <w:rPr>
+          <w:rFonts w:ascii="Times New Roman" w:eastAsia="Times New Roman" w:hAnsi="Times New Roman" w:cs="Times New Roman"/>
+          <w:sz w:val="24"/>
+          <w:szCs w:val="24"/>
+          <w:lang w:eastAsia="es-ES"/>
+        </w:rPr>
+      </w:pPr>
+      <w:r>
+        <w:rPr>
+          <w:rFonts w:ascii="Times New Roman" w:eastAsia="Times New Roman" w:hAnsi="Times New Roman" w:cs="Times New Roman"/>
+          <w:sz w:val="24"/>
+          <w:szCs w:val="24"/>
+          <w:lang w:eastAsia="es-ES"/>
+        </w:rPr>
+        <w:t xml:space="preserve">- </w:t>
+      </w:r>
+      <w:r>
+        <w:rPr>
+          <w:rFonts w:ascii="Times New Roman" w:eastAsia="Times New Roman" w:hAnsi="Times New Roman" w:cs="Times New Roman"/>
+          <w:sz w:val="24"/>
+          <w:szCs w:val="24"/>
+          <w:lang w:eastAsia="es-ES"/>
+        </w:rPr>
+        <w:t>Planificación</w:t>
+      </w:r>
+      <w:r>
+        <w:rPr>
+          <w:rFonts w:ascii="Times New Roman" w:eastAsia="Times New Roman" w:hAnsi="Times New Roman" w:cs="Times New Roman"/>
+          <w:sz w:val="24"/>
+          <w:szCs w:val="24"/>
+          <w:lang w:eastAsia="es-ES"/>
+        </w:rPr>
+        <w:t xml:space="preserve"> diaria y semanal.</w:t>
+      </w:r>
+    </w:p>
+    <w:p>
+      <w:pPr>
+        <w:spacing w:after="0" w:line="285" w:lineRule="atLeast"/>
+        <w:rPr>
+          <w:rFonts w:ascii="Times New Roman" w:eastAsia="Times New Roman" w:hAnsi="Times New Roman" w:cs="Times New Roman"/>
+          <w:sz w:val="24"/>
+          <w:szCs w:val="24"/>
+          <w:lang w:eastAsia="es-ES"/>
+        </w:rPr>
+      </w:pPr>
+      <w:r>
+        <w:rPr>
+          <w:rFonts w:ascii="Times New Roman" w:eastAsia="Times New Roman" w:hAnsi="Times New Roman" w:cs="Times New Roman"/>
+          <w:sz w:val="24"/>
+          <w:szCs w:val="24"/>
+          <w:lang w:eastAsia="es-ES"/>
+        </w:rPr>
+        <w:t xml:space="preserve">- Control de </w:t>
+      </w:r>
+      <w:r>
+        <w:rPr>
+          <w:rFonts w:ascii="Times New Roman" w:eastAsia="Times New Roman" w:hAnsi="Times New Roman" w:cs="Times New Roman"/>
+          <w:sz w:val="24"/>
+          <w:szCs w:val="24"/>
+          <w:lang w:eastAsia="es-ES"/>
+        </w:rPr>
+        <w:t>créditos</w:t>
+      </w:r>
+      <w:r>
+        <w:rPr>
+          <w:rFonts w:ascii="Times New Roman" w:eastAsia="Times New Roman" w:hAnsi="Times New Roman" w:cs="Times New Roman"/>
+          <w:sz w:val="24"/>
+          <w:szCs w:val="24"/>
+          <w:lang w:eastAsia="es-ES"/>
+        </w:rPr>
+        <w:t>, agua, ejercicio, peso, recetas y despensa.</w:t>
+      </w:r>
+    </w:p>
+    <w:p>
+      <w:pPr>
+        <w:spacing w:after="0" w:line="285" w:lineRule="atLeast"/>
+        <w:rPr>
+          <w:rFonts w:ascii="Times New Roman" w:eastAsia="Times New Roman" w:hAnsi="Times New Roman" w:cs="Times New Roman"/>
+          <w:sz w:val="24"/>
+          <w:szCs w:val="24"/>
+          <w:lang w:eastAsia="es-ES"/>
+        </w:rPr>
+      </w:pPr>
+      <w:r>
+        <w:rPr>
+          <w:rFonts w:ascii="Times New Roman" w:eastAsia="Times New Roman" w:hAnsi="Times New Roman" w:cs="Times New Roman"/>
+          <w:sz w:val="24"/>
+          <w:szCs w:val="24"/>
+          <w:lang w:eastAsia="es-ES"/>
+        </w:rPr>
+        <w:t xml:space="preserve">- Lista de compra y registro de actividad </w:t>
+      </w:r>
+      <w:r>
+        <w:rPr>
+          <w:rFonts w:ascii="Times New Roman" w:eastAsia="Times New Roman" w:hAnsi="Times New Roman" w:cs="Times New Roman"/>
+          <w:sz w:val="24"/>
+          <w:szCs w:val="24"/>
+          <w:lang w:eastAsia="es-ES"/>
+        </w:rPr>
+        <w:t>física</w:t>
+      </w:r>
+      <w:r>
+        <w:rPr>
+          <w:rFonts w:ascii="Times New Roman" w:eastAsia="Times New Roman" w:hAnsi="Times New Roman" w:cs="Times New Roman"/>
+          <w:sz w:val="24"/>
+          <w:szCs w:val="24"/>
+          <w:lang w:eastAsia="es-ES"/>
+        </w:rPr>
+        <w:t>.</w:t>
+      </w:r>
+    </w:p>
+    <w:p>
+      <w:pPr>
+        <w:spacing w:after="0" w:line="285" w:lineRule="atLeast"/>
+        <w:rPr>
+          <w:rFonts w:ascii="Times New Roman" w:eastAsia="Times New Roman" w:hAnsi="Times New Roman" w:cs="Times New Roman"/>
+          <w:sz w:val="24"/>
+          <w:szCs w:val="24"/>
+          <w:lang w:eastAsia="es-ES"/>
+        </w:rPr>
+      </w:pPr>
+    </w:p>
+    <w:p>
+      <w:pPr>
+        <w:spacing w:after="0" w:line="285" w:lineRule="atLeast"/>
+        <w:jc w:val="both"/>
         <w:rPr>
           <w:rFonts w:ascii="Times New Roman" w:eastAsia="Times New Roman" w:hAnsi="Times New Roman" w:cs="Times New Roman"/>
           <w:b/>
@@ -194,187 +455,8 @@
           <w:u w:val="single"/>
           <w:lang w:eastAsia="es-ES"/>
         </w:rPr>
-        <w:t>Lo que incluye</w:t>
-      </w:r>
-    </w:p>
-    <w:p>
-      <w:pPr>
-        <w:spacing w:after="0" w:line="285" w:lineRule="atLeast"/>
-        <w:rPr>
-          <w:rFonts w:ascii="Times New Roman" w:eastAsia="Times New Roman" w:hAnsi="Times New Roman" w:cs="Times New Roman"/>
-          <w:sz w:val="24"/>
-          <w:szCs w:val="24"/>
-          <w:lang w:eastAsia="es-ES"/>
-        </w:rPr>
-      </w:pPr>
-    </w:p>
-    <w:p>
-      <w:pPr>
-        <w:spacing w:after="0" w:line="285" w:lineRule="atLeast"/>
-        <w:rPr>
-          <w:rFonts w:ascii="Times New Roman" w:eastAsia="Times New Roman" w:hAnsi="Times New Roman" w:cs="Times New Roman"/>
-          <w:sz w:val="24"/>
-          <w:szCs w:val="24"/>
-          <w:lang w:eastAsia="es-ES"/>
-        </w:rPr>
-      </w:pPr>
-      <w:r>
-        <w:rPr>
-          <w:rFonts w:ascii="Times New Roman" w:eastAsia="Times New Roman" w:hAnsi="Times New Roman" w:cs="Times New Roman"/>
-          <w:sz w:val="24"/>
-          <w:szCs w:val="24"/>
-          <w:lang w:eastAsia="es-ES"/>
-        </w:rPr>
-        <w:t xml:space="preserve">- Acceso directo desde navegador o icono instalado en el </w:t>
-      </w:r>
-      <w:r>
-        <w:rPr>
-          <w:rFonts w:ascii="Times New Roman" w:eastAsia="Times New Roman" w:hAnsi="Times New Roman" w:cs="Times New Roman"/>
-          <w:sz w:val="24"/>
-          <w:szCs w:val="24"/>
-          <w:lang w:eastAsia="es-ES"/>
-        </w:rPr>
-        <w:t>móvil</w:t>
-      </w:r>
-      <w:r>
-        <w:rPr>
-          <w:rFonts w:ascii="Times New Roman" w:eastAsia="Times New Roman" w:hAnsi="Times New Roman" w:cs="Times New Roman"/>
-          <w:sz w:val="24"/>
-          <w:szCs w:val="24"/>
-          <w:lang w:eastAsia="es-ES"/>
-        </w:rPr>
-        <w:t>.</w:t>
-      </w:r>
-    </w:p>
-    <w:p>
-      <w:pPr>
-        <w:spacing w:after="0" w:line="285" w:lineRule="atLeast"/>
-        <w:rPr>
-          <w:rFonts w:ascii="Times New Roman" w:eastAsia="Times New Roman" w:hAnsi="Times New Roman" w:cs="Times New Roman"/>
-          <w:sz w:val="24"/>
-          <w:szCs w:val="24"/>
-          <w:lang w:eastAsia="es-ES"/>
-        </w:rPr>
-      </w:pPr>
-      <w:r>
-        <w:rPr>
-          <w:rFonts w:ascii="Times New Roman" w:eastAsia="Times New Roman" w:hAnsi="Times New Roman" w:cs="Times New Roman"/>
-          <w:sz w:val="24"/>
-          <w:szCs w:val="24"/>
-          <w:lang w:eastAsia="es-ES"/>
-        </w:rPr>
-        <w:t xml:space="preserve">- </w:t>
-      </w:r>
-      <w:r>
-        <w:rPr>
-          <w:rFonts w:ascii="Times New Roman" w:eastAsia="Times New Roman" w:hAnsi="Times New Roman" w:cs="Times New Roman"/>
-          <w:sz w:val="24"/>
-          <w:szCs w:val="24"/>
-          <w:lang w:eastAsia="es-ES"/>
-        </w:rPr>
-        <w:t>Planificación</w:t>
-      </w:r>
-      <w:r>
-        <w:rPr>
-          <w:rFonts w:ascii="Times New Roman" w:eastAsia="Times New Roman" w:hAnsi="Times New Roman" w:cs="Times New Roman"/>
-          <w:sz w:val="24"/>
-          <w:szCs w:val="24"/>
-          <w:lang w:eastAsia="es-ES"/>
-        </w:rPr>
-        <w:t xml:space="preserve"> diaria y semanal.</w:t>
-      </w:r>
-    </w:p>
-    <w:p>
-      <w:pPr>
-        <w:spacing w:after="0" w:line="285" w:lineRule="atLeast"/>
-        <w:rPr>
-          <w:rFonts w:ascii="Times New Roman" w:eastAsia="Times New Roman" w:hAnsi="Times New Roman" w:cs="Times New Roman"/>
-          <w:sz w:val="24"/>
-          <w:szCs w:val="24"/>
-          <w:lang w:eastAsia="es-ES"/>
-        </w:rPr>
-      </w:pPr>
-      <w:r>
-        <w:rPr>
-          <w:rFonts w:ascii="Times New Roman" w:eastAsia="Times New Roman" w:hAnsi="Times New Roman" w:cs="Times New Roman"/>
-          <w:sz w:val="24"/>
-          <w:szCs w:val="24"/>
-          <w:lang w:eastAsia="es-ES"/>
-        </w:rPr>
-        <w:t xml:space="preserve">- Control de </w:t>
-      </w:r>
-      <w:r>
-        <w:rPr>
-          <w:rFonts w:ascii="Times New Roman" w:eastAsia="Times New Roman" w:hAnsi="Times New Roman" w:cs="Times New Roman"/>
-          <w:sz w:val="24"/>
-          <w:szCs w:val="24"/>
-          <w:lang w:eastAsia="es-ES"/>
-        </w:rPr>
-        <w:t>créditos</w:t>
-      </w:r>
-      <w:r>
-        <w:rPr>
-          <w:rFonts w:ascii="Times New Roman" w:eastAsia="Times New Roman" w:hAnsi="Times New Roman" w:cs="Times New Roman"/>
-          <w:sz w:val="24"/>
-          <w:szCs w:val="24"/>
-          <w:lang w:eastAsia="es-ES"/>
-        </w:rPr>
-        <w:t>, agua, ejercicio, peso, recetas y despensa.</w:t>
-      </w:r>
-    </w:p>
-    <w:p>
-      <w:pPr>
-        <w:spacing w:after="0" w:line="285" w:lineRule="atLeast"/>
-        <w:rPr>
-          <w:rFonts w:ascii="Times New Roman" w:eastAsia="Times New Roman" w:hAnsi="Times New Roman" w:cs="Times New Roman"/>
-          <w:sz w:val="24"/>
-          <w:szCs w:val="24"/>
-          <w:lang w:eastAsia="es-ES"/>
-        </w:rPr>
-      </w:pPr>
-      <w:r>
-        <w:rPr>
-          <w:rFonts w:ascii="Times New Roman" w:eastAsia="Times New Roman" w:hAnsi="Times New Roman" w:cs="Times New Roman"/>
-          <w:sz w:val="24"/>
-          <w:szCs w:val="24"/>
-          <w:lang w:eastAsia="es-ES"/>
-        </w:rPr>
-        <w:t xml:space="preserve">- Lista de compra y registro de actividad </w:t>
-      </w:r>
-      <w:r>
-        <w:rPr>
-          <w:rFonts w:ascii="Times New Roman" w:eastAsia="Times New Roman" w:hAnsi="Times New Roman" w:cs="Times New Roman"/>
-          <w:sz w:val="24"/>
-          <w:szCs w:val="24"/>
-          <w:lang w:eastAsia="es-ES"/>
-        </w:rPr>
-        <w:t>física</w:t>
-      </w:r>
-      <w:r>
-        <w:rPr>
-          <w:rFonts w:ascii="Times New Roman" w:eastAsia="Times New Roman" w:hAnsi="Times New Roman" w:cs="Times New Roman"/>
-          <w:sz w:val="24"/>
-          <w:szCs w:val="24"/>
-          <w:lang w:eastAsia="es-ES"/>
-        </w:rPr>
-        <w:t>.</w:t>
-      </w:r>
-    </w:p>
-    <w:p>
-      <w:pPr>
-        <w:spacing w:after="0" w:line="285" w:lineRule="atLeast"/>
-        <w:rPr>
-          <w:rFonts w:ascii="Times New Roman" w:eastAsia="Times New Roman" w:hAnsi="Times New Roman" w:cs="Times New Roman"/>
-          <w:sz w:val="24"/>
-          <w:szCs w:val="24"/>
-          <w:lang w:eastAsia="es-ES"/>
-        </w:rPr>
-      </w:pPr>
-    </w:p>
-    <w:p>
-      <w:pPr>
-        <w:spacing w:after="0" w:line="285" w:lineRule="atLeast"/>
-        <w:jc w:val="both"/>
+      </w:pPr>
+      <w:r>
         <w:rPr>
           <w:rFonts w:ascii="Times New Roman" w:eastAsia="Times New Roman" w:hAnsi="Times New Roman" w:cs="Times New Roman"/>
           <w:b/>
@@ -384,8 +466,13 @@
           <w:u w:val="single"/>
           <w:lang w:eastAsia="es-ES"/>
         </w:rPr>
-      </w:pPr>
-      <w:r>
+        <w:t>Como instalar</w:t>
+      </w:r>
+    </w:p>
+    <w:p>
+      <w:pPr>
+        <w:spacing w:after="0" w:line="285" w:lineRule="atLeast"/>
+        <w:jc w:val="both"/>
         <w:rPr>
           <w:rFonts w:ascii="Times New Roman" w:eastAsia="Times New Roman" w:hAnsi="Times New Roman" w:cs="Times New Roman"/>
           <w:b/>
@@ -395,8 +482,7 @@
           <w:u w:val="single"/>
           <w:lang w:eastAsia="es-ES"/>
         </w:rPr>
-        <w:t>Como instalar</w:t>
-      </w:r>
+      </w:pPr>
     </w:p>
     <w:p>
       <w:pPr>
@@ -412,11 +498,7 @@
           <w:lang w:eastAsia="es-ES"/>
         </w:rPr>
       </w:pPr>
-    </w:p>
-    <w:p>
-      <w:pPr>
-        <w:spacing w:after="0" w:line="285" w:lineRule="atLeast"/>
-        <w:jc w:val="both"/>
+      <w:r>
         <w:rPr>
           <w:rFonts w:ascii="Times New Roman" w:eastAsia="Times New Roman" w:hAnsi="Times New Roman" w:cs="Times New Roman"/>
           <w:b/>
@@ -426,8 +508,13 @@
           <w:u w:val="single"/>
           <w:lang w:eastAsia="es-ES"/>
         </w:rPr>
-      </w:pPr>
-      <w:r>
+        <w:t>Android</w:t>
+      </w:r>
+    </w:p>
+    <w:p>
+      <w:pPr>
+        <w:spacing w:after="0" w:line="285" w:lineRule="atLeast"/>
+        <w:jc w:val="both"/>
         <w:rPr>
           <w:rFonts w:ascii="Times New Roman" w:eastAsia="Times New Roman" w:hAnsi="Times New Roman" w:cs="Times New Roman"/>
           <w:b/>
@@ -437,8 +524,182 @@
           <w:u w:val="single"/>
           <w:lang w:eastAsia="es-ES"/>
         </w:rPr>
-        <w:t>Android</w:t>
-      </w:r>
+      </w:pPr>
+    </w:p>
+    <w:p>
+      <w:pPr>
+        <w:spacing w:after="0" w:line="285" w:lineRule="atLeast"/>
+        <w:jc w:val="both"/>
+        <w:rPr>
+          <w:rFonts w:ascii="Times New Roman" w:eastAsia="Times New Roman" w:hAnsi="Times New Roman" w:cs="Times New Roman"/>
+          <w:sz w:val="24"/>
+          <w:szCs w:val="24"/>
+          <w:lang w:eastAsia="es-ES"/>
+        </w:rPr>
+      </w:pPr>
+      <w:r>
+        <w:rPr>
+          <w:rFonts w:ascii="Times New Roman" w:eastAsia="Times New Roman" w:hAnsi="Times New Roman" w:cs="Times New Roman"/>
+          <w:sz w:val="24"/>
+          <w:szCs w:val="24"/>
+          <w:lang w:eastAsia="es-ES"/>
+        </w:rPr>
+        <w:t xml:space="preserve">1. </w:t>
+      </w:r>
+      <w:r>
+        <w:rPr>
+          <w:rFonts w:ascii="Times New Roman" w:eastAsia="Times New Roman" w:hAnsi="Times New Roman" w:cs="Times New Roman"/>
+          <w:sz w:val="24"/>
+          <w:szCs w:val="24"/>
+          <w:lang w:eastAsia="es-ES"/>
+        </w:rPr>
+        <w:t>Pulsar en el archivo apk</w:t>
+      </w:r>
+    </w:p>
+    <w:p>
+      <w:pPr>
+        <w:spacing w:after="0" w:line="285" w:lineRule="atLeast"/>
+        <w:jc w:val="both"/>
+        <w:rPr>
+          <w:rFonts w:ascii="Times New Roman" w:eastAsia="Times New Roman" w:hAnsi="Times New Roman" w:cs="Times New Roman"/>
+          <w:sz w:val="24"/>
+          <w:szCs w:val="24"/>
+          <w:lang w:eastAsia="es-ES"/>
+        </w:rPr>
+      </w:pPr>
+      <w:r>
+        <w:rPr>
+          <w:rFonts w:ascii="Times New Roman" w:eastAsia="Times New Roman" w:hAnsi="Times New Roman" w:cs="Times New Roman"/>
+          <w:sz w:val="24"/>
+          <w:szCs w:val="24"/>
+          <w:lang w:eastAsia="es-ES"/>
+        </w:rPr>
+        <w:t xml:space="preserve">2. </w:t>
+      </w:r>
+      <w:r>
+        <w:rPr>
+          <w:rFonts w:ascii="Times New Roman" w:eastAsia="Times New Roman" w:hAnsi="Times New Roman" w:cs="Times New Roman"/>
+          <w:sz w:val="24"/>
+          <w:szCs w:val="24"/>
+          <w:lang w:eastAsia="es-ES"/>
+        </w:rPr>
+        <w:t>Seleccionar instalador de paquetes</w:t>
+      </w:r>
+    </w:p>
+    <w:p>
+      <w:pPr>
+        <w:spacing w:after="0" w:line="285" w:lineRule="atLeast"/>
+        <w:jc w:val="both"/>
+        <w:rPr>
+          <w:rFonts w:ascii="Times New Roman" w:eastAsia="Times New Roman" w:hAnsi="Times New Roman" w:cs="Times New Roman"/>
+          <w:sz w:val="24"/>
+          <w:szCs w:val="24"/>
+          <w:lang w:eastAsia="es-ES"/>
+        </w:rPr>
+      </w:pPr>
+      <w:r>
+        <w:rPr>
+          <w:rFonts w:ascii="Times New Roman" w:eastAsia="Times New Roman" w:hAnsi="Times New Roman" w:cs="Times New Roman"/>
+          <w:sz w:val="24"/>
+          <w:szCs w:val="24"/>
+          <w:lang w:eastAsia="es-ES"/>
+        </w:rPr>
+        <w:tab/>
+        <w:t>a. Instalar</w:t>
+      </w:r>
+    </w:p>
+    <w:p>
+      <w:pPr>
+        <w:spacing w:after="0" w:line="285" w:lineRule="atLeast"/>
+        <w:jc w:val="both"/>
+        <w:rPr>
+          <w:rFonts w:ascii="Times New Roman" w:eastAsia="Times New Roman" w:hAnsi="Times New Roman" w:cs="Times New Roman"/>
+          <w:sz w:val="24"/>
+          <w:szCs w:val="24"/>
+          <w:lang w:eastAsia="es-ES"/>
+        </w:rPr>
+      </w:pPr>
+      <w:r>
+        <w:rPr>
+          <w:rFonts w:ascii="Times New Roman" w:eastAsia="Times New Roman" w:hAnsi="Times New Roman" w:cs="Times New Roman"/>
+          <w:sz w:val="24"/>
+          <w:szCs w:val="24"/>
+          <w:lang w:eastAsia="es-ES"/>
+        </w:rPr>
+        <w:t>3.</w:t>
+      </w:r>
+      <w:r>
+        <w:rPr>
+          <w:rFonts w:ascii="Times New Roman" w:eastAsia="Times New Roman" w:hAnsi="Times New Roman" w:cs="Times New Roman"/>
+          <w:sz w:val="24"/>
+          <w:szCs w:val="24"/>
+          <w:lang w:eastAsia="es-ES"/>
+        </w:rPr>
+        <w:t>Aplicación bloqueada para proteger el dispositivo</w:t>
+      </w:r>
+    </w:p>
+    <w:p>
+      <w:pPr>
+        <w:spacing w:after="0" w:line="285" w:lineRule="atLeast"/>
+        <w:jc w:val="both"/>
+        <w:rPr>
+          <w:rFonts w:ascii="Times New Roman" w:eastAsia="Times New Roman" w:hAnsi="Times New Roman" w:cs="Times New Roman"/>
+          <w:sz w:val="24"/>
+          <w:szCs w:val="24"/>
+          <w:lang w:eastAsia="es-ES"/>
+        </w:rPr>
+      </w:pPr>
+      <w:r>
+        <w:rPr>
+          <w:rFonts w:ascii="Times New Roman" w:eastAsia="Times New Roman" w:hAnsi="Times New Roman" w:cs="Times New Roman"/>
+          <w:sz w:val="24"/>
+          <w:szCs w:val="24"/>
+          <w:lang w:eastAsia="es-ES"/>
+        </w:rPr>
+        <w:tab/>
+        <w:t>a. Más detalles (instalar de todas formas)</w:t>
+      </w:r>
+    </w:p>
+    <w:p>
+      <w:pPr>
+        <w:spacing w:after="0" w:line="285" w:lineRule="atLeast"/>
+        <w:jc w:val="both"/>
+        <w:rPr>
+          <w:rFonts w:ascii="Times New Roman" w:eastAsia="Times New Roman" w:hAnsi="Times New Roman" w:cs="Times New Roman"/>
+          <w:sz w:val="24"/>
+          <w:szCs w:val="24"/>
+          <w:lang w:eastAsia="es-ES"/>
+        </w:rPr>
+      </w:pPr>
+      <w:r>
+        <w:rPr>
+          <w:rFonts w:ascii="Times New Roman" w:eastAsia="Times New Roman" w:hAnsi="Times New Roman" w:cs="Times New Roman"/>
+          <w:sz w:val="24"/>
+          <w:szCs w:val="24"/>
+          <w:lang w:eastAsia="es-ES"/>
+        </w:rPr>
+        <w:t xml:space="preserve">4. </w:t>
+      </w:r>
+      <w:r>
+        <w:rPr>
+          <w:rFonts w:ascii="Times New Roman" w:eastAsia="Times New Roman" w:hAnsi="Times New Roman" w:cs="Times New Roman"/>
+          <w:sz w:val="24"/>
+          <w:szCs w:val="24"/>
+          <w:lang w:eastAsia="es-ES"/>
+        </w:rPr>
+        <w:t>Abrir</w:t>
+      </w:r>
+    </w:p>
+    <w:p>
+      <w:pPr>
+        <w:spacing w:after="0" w:line="285" w:lineRule="atLeast"/>
+        <w:rPr>
+          <w:rFonts w:ascii="Times New Roman" w:eastAsia="Times New Roman" w:hAnsi="Times New Roman" w:cs="Times New Roman"/>
+          <w:sz w:val="24"/>
+          <w:szCs w:val="24"/>
+          <w:lang w:eastAsia="es-ES"/>
+        </w:rPr>
+      </w:pPr>
     </w:p>
     <w:p>
       <w:pPr>
@@ -454,140 +715,7 @@
           <w:lang w:eastAsia="es-ES"/>
         </w:rPr>
       </w:pPr>
-    </w:p>
-    <w:p>
-      <w:pPr>
-        <w:spacing w:after="0" w:line="285" w:lineRule="atLeast"/>
-        <w:rPr>
-          <w:rFonts w:ascii="Times New Roman" w:eastAsia="Times New Roman" w:hAnsi="Times New Roman" w:cs="Times New Roman"/>
-          <w:sz w:val="24"/>
-          <w:szCs w:val="24"/>
-          <w:lang w:eastAsia="es-ES"/>
-        </w:rPr>
-      </w:pPr>
-      <w:r>
-        <w:rPr>
-          <w:rFonts w:ascii="Times New Roman" w:eastAsia="Times New Roman" w:hAnsi="Times New Roman" w:cs="Times New Roman"/>
-          <w:sz w:val="24"/>
-          <w:szCs w:val="24"/>
-          <w:lang w:eastAsia="es-ES"/>
-        </w:rPr>
-        <w:t>1. Abrir la URL en Chrome.</w:t>
-      </w:r>
-    </w:p>
-    <w:p>
-      <w:pPr>
-        <w:spacing w:after="0" w:line="285" w:lineRule="atLeast"/>
-        <w:rPr>
-          <w:rFonts w:ascii="Times New Roman" w:eastAsia="Times New Roman" w:hAnsi="Times New Roman" w:cs="Times New Roman"/>
-          <w:sz w:val="24"/>
-          <w:szCs w:val="24"/>
-          <w:lang w:eastAsia="es-ES"/>
-        </w:rPr>
-      </w:pPr>
-      <w:r>
-        <w:rPr>
-          <w:rFonts w:ascii="Times New Roman" w:eastAsia="Times New Roman" w:hAnsi="Times New Roman" w:cs="Times New Roman"/>
-          <w:sz w:val="24"/>
-          <w:szCs w:val="24"/>
-          <w:lang w:eastAsia="es-ES"/>
-        </w:rPr>
-        <w:t>2. Esperar a que cargue la app.</w:t>
-      </w:r>
-    </w:p>
-    <w:p>
-      <w:pPr>
-        <w:spacing w:after="0" w:line="285" w:lineRule="atLeast"/>
-        <w:rPr>
-          <w:rFonts w:ascii="Times New Roman" w:eastAsia="Times New Roman" w:hAnsi="Times New Roman" w:cs="Times New Roman"/>
-          <w:sz w:val="24"/>
-          <w:szCs w:val="24"/>
-          <w:lang w:eastAsia="es-ES"/>
-        </w:rPr>
-      </w:pPr>
-      <w:r>
-        <w:rPr>
-          <w:rFonts w:ascii="Times New Roman" w:eastAsia="Times New Roman" w:hAnsi="Times New Roman" w:cs="Times New Roman"/>
-          <w:sz w:val="24"/>
-          <w:szCs w:val="24"/>
-          <w:lang w:eastAsia="es-ES"/>
-        </w:rPr>
-        <w:t xml:space="preserve">3. Abrir el </w:t>
-      </w:r>
-      <w:r>
-        <w:rPr>
-          <w:rFonts w:ascii="Times New Roman" w:eastAsia="Times New Roman" w:hAnsi="Times New Roman" w:cs="Times New Roman"/>
-          <w:sz w:val="24"/>
-          <w:szCs w:val="24"/>
-          <w:lang w:eastAsia="es-ES"/>
-        </w:rPr>
-        <w:t>menú</w:t>
-      </w:r>
-      <w:r>
-        <w:rPr>
-          <w:rFonts w:ascii="Times New Roman" w:eastAsia="Times New Roman" w:hAnsi="Times New Roman" w:cs="Times New Roman"/>
-          <w:sz w:val="24"/>
-          <w:szCs w:val="24"/>
-          <w:lang w:eastAsia="es-ES"/>
-        </w:rPr>
-        <w:t xml:space="preserve"> del navegador.</w:t>
-      </w:r>
-    </w:p>
-    <w:p>
-      <w:pPr>
-        <w:spacing w:after="0" w:line="285" w:lineRule="atLeast"/>
-        <w:rPr>
-          <w:rFonts w:ascii="Times New Roman" w:eastAsia="Times New Roman" w:hAnsi="Times New Roman" w:cs="Times New Roman"/>
-          <w:sz w:val="24"/>
-          <w:szCs w:val="24"/>
-          <w:lang w:eastAsia="es-ES"/>
-        </w:rPr>
-      </w:pPr>
-      <w:r>
-        <w:rPr>
-          <w:rFonts w:ascii="Times New Roman" w:eastAsia="Times New Roman" w:hAnsi="Times New Roman" w:cs="Times New Roman"/>
-          <w:sz w:val="24"/>
-          <w:szCs w:val="24"/>
-          <w:lang w:eastAsia="es-ES"/>
-        </w:rPr>
-        <w:t>4. Elegir Instalar app o Anadir a pantalla de inicio.</w:t>
-      </w:r>
-    </w:p>
-    <w:p>
-      <w:pPr>
-        <w:spacing w:after="0" w:line="285" w:lineRule="atLeast"/>
-        <w:rPr>
-          <w:rFonts w:ascii="Times New Roman" w:eastAsia="Times New Roman" w:hAnsi="Times New Roman" w:cs="Times New Roman"/>
-          <w:sz w:val="24"/>
-          <w:szCs w:val="24"/>
-          <w:lang w:eastAsia="es-ES"/>
-        </w:rPr>
-      </w:pPr>
-      <w:r>
-        <w:rPr>
-          <w:rFonts w:ascii="Times New Roman" w:eastAsia="Times New Roman" w:hAnsi="Times New Roman" w:cs="Times New Roman"/>
-          <w:sz w:val="24"/>
-          <w:szCs w:val="24"/>
-          <w:lang w:eastAsia="es-ES"/>
-        </w:rPr>
-        <w:t>5. Confirmar.</w:t>
-      </w:r>
-    </w:p>
-    <w:p>
-      <w:pPr>
-        <w:spacing w:after="0" w:line="285" w:lineRule="atLeast"/>
-        <w:rPr>
-          <w:rFonts w:ascii="Times New Roman" w:eastAsia="Times New Roman" w:hAnsi="Times New Roman" w:cs="Times New Roman"/>
-          <w:sz w:val="24"/>
-          <w:szCs w:val="24"/>
-          <w:lang w:eastAsia="es-ES"/>
-        </w:rPr>
-      </w:pPr>
-    </w:p>
-    <w:p>
-      <w:pPr>
-        <w:spacing w:after="0" w:line="285" w:lineRule="atLeast"/>
-        <w:jc w:val="both"/>
+      <w:r>
         <w:rPr>
           <w:rFonts w:ascii="Times New Roman" w:eastAsia="Times New Roman" w:hAnsi="Times New Roman" w:cs="Times New Roman"/>
           <w:b/>
@@ -597,8 +725,13 @@
           <w:u w:val="single"/>
           <w:lang w:eastAsia="es-ES"/>
         </w:rPr>
-      </w:pPr>
-      <w:r>
+        <w:t>iPhone / iPad</w:t>
+      </w:r>
+    </w:p>
+    <w:p>
+      <w:pPr>
+        <w:spacing w:after="0" w:line="285" w:lineRule="atLeast"/>
+        <w:jc w:val="both"/>
         <w:rPr>
           <w:rFonts w:ascii="Times New Roman" w:eastAsia="Times New Roman" w:hAnsi="Times New Roman" w:cs="Times New Roman"/>
           <w:b/>
@@ -608,8 +741,116 @@
           <w:u w:val="single"/>
           <w:lang w:eastAsia="es-ES"/>
         </w:rPr>
-        <w:t>iPhone / iPad</w:t>
-      </w:r>
+      </w:pPr>
+    </w:p>
+    <w:p>
+      <w:pPr>
+        <w:spacing w:after="0" w:line="285" w:lineRule="atLeast"/>
+        <w:rPr>
+          <w:rFonts w:ascii="Times New Roman" w:eastAsia="Times New Roman" w:hAnsi="Times New Roman" w:cs="Times New Roman"/>
+          <w:sz w:val="24"/>
+          <w:szCs w:val="24"/>
+          <w:lang w:eastAsia="es-ES"/>
+        </w:rPr>
+      </w:pPr>
+      <w:r>
+        <w:rPr>
+          <w:rFonts w:ascii="Times New Roman" w:eastAsia="Times New Roman" w:hAnsi="Times New Roman" w:cs="Times New Roman"/>
+          <w:sz w:val="24"/>
+          <w:szCs w:val="24"/>
+          <w:lang w:eastAsia="es-ES"/>
+        </w:rPr>
+        <w:t>1. Abrir la URL en Safari.</w:t>
+      </w:r>
+    </w:p>
+    <w:p>
+      <w:pPr>
+        <w:spacing w:after="0" w:line="285" w:lineRule="atLeast"/>
+        <w:rPr>
+          <w:rFonts w:ascii="Times New Roman" w:eastAsia="Times New Roman" w:hAnsi="Times New Roman" w:cs="Times New Roman"/>
+          <w:sz w:val="24"/>
+          <w:szCs w:val="24"/>
+          <w:lang w:eastAsia="es-ES"/>
+        </w:rPr>
+      </w:pPr>
+      <w:r>
+        <w:rPr>
+          <w:rFonts w:ascii="Times New Roman" w:eastAsia="Times New Roman" w:hAnsi="Times New Roman" w:cs="Times New Roman"/>
+          <w:sz w:val="24"/>
+          <w:szCs w:val="24"/>
+          <w:lang w:eastAsia="es-ES"/>
+        </w:rPr>
+        <w:t xml:space="preserve">2. Pulsar el </w:t>
+      </w:r>
+      <w:r>
+        <w:rPr>
+          <w:rFonts w:ascii="Times New Roman" w:eastAsia="Times New Roman" w:hAnsi="Times New Roman" w:cs="Times New Roman"/>
+          <w:sz w:val="24"/>
+          <w:szCs w:val="24"/>
+          <w:lang w:eastAsia="es-ES"/>
+        </w:rPr>
+        <w:t>botón</w:t>
+      </w:r>
+      <w:r>
+        <w:rPr>
+          <w:rFonts w:ascii="Times New Roman" w:eastAsia="Times New Roman" w:hAnsi="Times New Roman" w:cs="Times New Roman"/>
+          <w:sz w:val="24"/>
+          <w:szCs w:val="24"/>
+          <w:lang w:eastAsia="es-ES"/>
+        </w:rPr>
+        <w:t xml:space="preserve"> de compartir.</w:t>
+      </w:r>
+    </w:p>
+    <w:p>
+      <w:pPr>
+        <w:spacing w:after="0" w:line="285" w:lineRule="atLeast"/>
+        <w:rPr>
+          <w:rFonts w:ascii="Times New Roman" w:eastAsia="Times New Roman" w:hAnsi="Times New Roman" w:cs="Times New Roman"/>
+          <w:sz w:val="24"/>
+          <w:szCs w:val="24"/>
+          <w:lang w:eastAsia="es-ES"/>
+        </w:rPr>
+      </w:pPr>
+      <w:r>
+        <w:rPr>
+          <w:rFonts w:ascii="Times New Roman" w:eastAsia="Times New Roman" w:hAnsi="Times New Roman" w:cs="Times New Roman"/>
+          <w:sz w:val="24"/>
+          <w:szCs w:val="24"/>
+          <w:lang w:eastAsia="es-ES"/>
+        </w:rPr>
+        <w:t>3. Elegir Anadir a pantalla de inicio.</w:t>
+      </w:r>
+    </w:p>
+    <w:p>
+      <w:pPr>
+        <w:spacing w:after="0" w:line="285" w:lineRule="atLeast"/>
+        <w:rPr>
+          <w:rFonts w:ascii="Times New Roman" w:eastAsia="Times New Roman" w:hAnsi="Times New Roman" w:cs="Times New Roman"/>
+          <w:sz w:val="24"/>
+          <w:szCs w:val="24"/>
+          <w:lang w:eastAsia="es-ES"/>
+        </w:rPr>
+      </w:pPr>
+      <w:r>
+        <w:rPr>
+          <w:rFonts w:ascii="Times New Roman" w:eastAsia="Times New Roman" w:hAnsi="Times New Roman" w:cs="Times New Roman"/>
+          <w:sz w:val="24"/>
+          <w:szCs w:val="24"/>
+          <w:lang w:eastAsia="es-ES"/>
+        </w:rPr>
+        <w:t>4. Confirmar.</w:t>
+      </w:r>
+    </w:p>
+    <w:p>
+      <w:pPr>
+        <w:spacing w:after="0" w:line="285" w:lineRule="atLeast"/>
+        <w:rPr>
+          <w:rFonts w:ascii="Times New Roman" w:eastAsia="Times New Roman" w:hAnsi="Times New Roman" w:cs="Times New Roman"/>
+          <w:sz w:val="24"/>
+          <w:szCs w:val="24"/>
+          <w:lang w:eastAsia="es-ES"/>
+        </w:rPr>
+      </w:pPr>
     </w:p>
     <w:p>
       <w:pPr>
@@ -625,120 +866,7 @@
           <w:lang w:eastAsia="es-ES"/>
         </w:rPr>
       </w:pPr>
-    </w:p>
-    <w:p>
-      <w:pPr>
-        <w:spacing w:after="0" w:line="285" w:lineRule="atLeast"/>
-        <w:rPr>
-          <w:rFonts w:ascii="Times New Roman" w:eastAsia="Times New Roman" w:hAnsi="Times New Roman" w:cs="Times New Roman"/>
-          <w:sz w:val="24"/>
-          <w:szCs w:val="24"/>
-          <w:lang w:eastAsia="es-ES"/>
-        </w:rPr>
-      </w:pPr>
-      <w:r>
-        <w:rPr>
-          <w:rFonts w:ascii="Times New Roman" w:eastAsia="Times New Roman" w:hAnsi="Times New Roman" w:cs="Times New Roman"/>
-          <w:sz w:val="24"/>
-          <w:szCs w:val="24"/>
-          <w:lang w:eastAsia="es-ES"/>
-        </w:rPr>
-        <w:t>1. Abrir la URL en Safari.</w:t>
-      </w:r>
-    </w:p>
-    <w:p>
-      <w:pPr>
-        <w:spacing w:after="0" w:line="285" w:lineRule="atLeast"/>
-        <w:rPr>
-          <w:rFonts w:ascii="Times New Roman" w:eastAsia="Times New Roman" w:hAnsi="Times New Roman" w:cs="Times New Roman"/>
-          <w:sz w:val="24"/>
-          <w:szCs w:val="24"/>
-          <w:lang w:eastAsia="es-ES"/>
-        </w:rPr>
-      </w:pPr>
-      <w:r>
-        <w:rPr>
-          <w:rFonts w:ascii="Times New Roman" w:eastAsia="Times New Roman" w:hAnsi="Times New Roman" w:cs="Times New Roman"/>
-          <w:sz w:val="24"/>
-          <w:szCs w:val="24"/>
-          <w:lang w:eastAsia="es-ES"/>
-        </w:rPr>
-        <w:t xml:space="preserve">2. Pulsar el </w:t>
-      </w:r>
-      <w:r>
-        <w:rPr>
-          <w:rFonts w:ascii="Times New Roman" w:eastAsia="Times New Roman" w:hAnsi="Times New Roman" w:cs="Times New Roman"/>
-          <w:sz w:val="24"/>
-          <w:szCs w:val="24"/>
-          <w:lang w:eastAsia="es-ES"/>
-        </w:rPr>
-        <w:t>botón</w:t>
-      </w:r>
-      <w:r>
-        <w:rPr>
-          <w:rFonts w:ascii="Times New Roman" w:eastAsia="Times New Roman" w:hAnsi="Times New Roman" w:cs="Times New Roman"/>
-          <w:sz w:val="24"/>
-          <w:szCs w:val="24"/>
-          <w:lang w:eastAsia="es-ES"/>
-        </w:rPr>
-        <w:t xml:space="preserve"> de compartir.</w:t>
-      </w:r>
-    </w:p>
-    <w:p>
-      <w:pPr>
-        <w:spacing w:after="0" w:line="285" w:lineRule="atLeast"/>
-        <w:rPr>
-          <w:rFonts w:ascii="Times New Roman" w:eastAsia="Times New Roman" w:hAnsi="Times New Roman" w:cs="Times New Roman"/>
-          <w:sz w:val="24"/>
-          <w:szCs w:val="24"/>
-          <w:lang w:eastAsia="es-ES"/>
-        </w:rPr>
-      </w:pPr>
-      <w:r>
-        <w:rPr>
-          <w:rFonts w:ascii="Times New Roman" w:eastAsia="Times New Roman" w:hAnsi="Times New Roman" w:cs="Times New Roman"/>
-          <w:sz w:val="24"/>
-          <w:szCs w:val="24"/>
-          <w:lang w:eastAsia="es-ES"/>
-        </w:rPr>
-        <w:t>3. Elegir Anadir a pantalla de inicio.</w:t>
-      </w:r>
-    </w:p>
-    <w:p>
-      <w:pPr>
-        <w:spacing w:after="0" w:line="285" w:lineRule="atLeast"/>
-        <w:rPr>
-          <w:rFonts w:ascii="Times New Roman" w:eastAsia="Times New Roman" w:hAnsi="Times New Roman" w:cs="Times New Roman"/>
-          <w:sz w:val="24"/>
-          <w:szCs w:val="24"/>
-          <w:lang w:eastAsia="es-ES"/>
-        </w:rPr>
-      </w:pPr>
-      <w:r>
-        <w:rPr>
-          <w:rFonts w:ascii="Times New Roman" w:eastAsia="Times New Roman" w:hAnsi="Times New Roman" w:cs="Times New Roman"/>
-          <w:sz w:val="24"/>
-          <w:szCs w:val="24"/>
-          <w:lang w:eastAsia="es-ES"/>
-        </w:rPr>
-        <w:t>4. Confirmar.</w:t>
-      </w:r>
-    </w:p>
-    <w:p>
-      <w:pPr>
-        <w:spacing w:after="0" w:line="285" w:lineRule="atLeast"/>
-        <w:rPr>
-          <w:rFonts w:ascii="Times New Roman" w:eastAsia="Times New Roman" w:hAnsi="Times New Roman" w:cs="Times New Roman"/>
-          <w:sz w:val="24"/>
-          <w:szCs w:val="24"/>
-          <w:lang w:eastAsia="es-ES"/>
-        </w:rPr>
-      </w:pPr>
-    </w:p>
-    <w:p>
-      <w:pPr>
-        <w:spacing w:after="0" w:line="285" w:lineRule="atLeast"/>
-        <w:jc w:val="both"/>
+      <w:r>
         <w:rPr>
           <w:rFonts w:ascii="Times New Roman" w:eastAsia="Times New Roman" w:hAnsi="Times New Roman" w:cs="Times New Roman"/>
           <w:b/>
@@ -748,8 +876,13 @@
           <w:u w:val="single"/>
           <w:lang w:eastAsia="es-ES"/>
         </w:rPr>
-      </w:pPr>
-      <w:r>
+        <w:t>Uso recomendado</w:t>
+      </w:r>
+    </w:p>
+    <w:p>
+      <w:pPr>
+        <w:spacing w:after="0" w:line="285" w:lineRule="atLeast"/>
+        <w:jc w:val="both"/>
         <w:rPr>
           <w:rFonts w:ascii="Times New Roman" w:eastAsia="Times New Roman" w:hAnsi="Times New Roman" w:cs="Times New Roman"/>
           <w:b/>
@@ -759,8 +892,98 @@
           <w:u w:val="single"/>
           <w:lang w:eastAsia="es-ES"/>
         </w:rPr>
-        <w:t>Uso recomendado</w:t>
-      </w:r>
+      </w:pPr>
+    </w:p>
+    <w:p>
+      <w:pPr>
+        <w:spacing w:after="0" w:line="285" w:lineRule="atLeast"/>
+        <w:rPr>
+          <w:rFonts w:ascii="Times New Roman" w:eastAsia="Times New Roman" w:hAnsi="Times New Roman" w:cs="Times New Roman"/>
+          <w:sz w:val="24"/>
+          <w:szCs w:val="24"/>
+          <w:lang w:eastAsia="es-ES"/>
+        </w:rPr>
+      </w:pPr>
+      <w:r>
+        <w:rPr>
+          <w:rFonts w:ascii="Times New Roman" w:eastAsia="Times New Roman" w:hAnsi="Times New Roman" w:cs="Times New Roman"/>
+          <w:sz w:val="24"/>
+          <w:szCs w:val="24"/>
+          <w:lang w:eastAsia="es-ES"/>
+        </w:rPr>
+        <w:t>1. Abrir siempre desde la misma URL o desde el acceso directo instalado.</w:t>
+      </w:r>
+    </w:p>
+    <w:p>
+      <w:pPr>
+        <w:spacing w:after="0" w:line="285" w:lineRule="atLeast"/>
+        <w:rPr>
+          <w:rFonts w:ascii="Times New Roman" w:eastAsia="Times New Roman" w:hAnsi="Times New Roman" w:cs="Times New Roman"/>
+          <w:sz w:val="24"/>
+          <w:szCs w:val="24"/>
+          <w:lang w:eastAsia="es-ES"/>
+        </w:rPr>
+      </w:pPr>
+      <w:r>
+        <w:rPr>
+          <w:rFonts w:ascii="Times New Roman" w:eastAsia="Times New Roman" w:hAnsi="Times New Roman" w:cs="Times New Roman"/>
+          <w:sz w:val="24"/>
+          <w:szCs w:val="24"/>
+          <w:lang w:eastAsia="es-ES"/>
+        </w:rPr>
+        <w:t>2. Guardar cada registro al terminar de usar una vista.</w:t>
+      </w:r>
+    </w:p>
+    <w:p>
+      <w:pPr>
+        <w:spacing w:after="0" w:line="285" w:lineRule="atLeast"/>
+        <w:rPr>
+          <w:rFonts w:ascii="Times New Roman" w:eastAsia="Times New Roman" w:hAnsi="Times New Roman" w:cs="Times New Roman"/>
+          <w:sz w:val="24"/>
+          <w:szCs w:val="24"/>
+          <w:lang w:eastAsia="es-ES"/>
+        </w:rPr>
+      </w:pPr>
+      <w:r>
+        <w:rPr>
+          <w:rFonts w:ascii="Times New Roman" w:eastAsia="Times New Roman" w:hAnsi="Times New Roman" w:cs="Times New Roman"/>
+          <w:sz w:val="24"/>
+          <w:szCs w:val="24"/>
+          <w:lang w:eastAsia="es-ES"/>
+        </w:rPr>
+        <w:t>3. Revisar el historial cuando quieras consultar tu progreso.</w:t>
+      </w:r>
+    </w:p>
+    <w:p>
+      <w:pPr>
+        <w:spacing w:after="0" w:line="285" w:lineRule="atLeast"/>
+        <w:rPr>
+          <w:rFonts w:ascii="Times New Roman" w:eastAsia="Times New Roman" w:hAnsi="Times New Roman" w:cs="Times New Roman"/>
+          <w:sz w:val="24"/>
+          <w:szCs w:val="24"/>
+          <w:lang w:eastAsia="es-ES"/>
+        </w:rPr>
+      </w:pPr>
+      <w:r>
+        <w:rPr>
+          <w:rFonts w:ascii="Times New Roman" w:eastAsia="Times New Roman" w:hAnsi="Times New Roman" w:cs="Times New Roman"/>
+          <w:sz w:val="24"/>
+          <w:szCs w:val="24"/>
+          <w:lang w:eastAsia="es-ES"/>
+        </w:rPr>
+        <w:t>4. Si el navegador no actualiza cambios, cerrar y volver a abrir la PWA.</w:t>
+      </w:r>
+    </w:p>
+    <w:p>
+      <w:pPr>
+        <w:spacing w:after="0" w:line="285" w:lineRule="atLeast"/>
+        <w:rPr>
+          <w:rFonts w:ascii="Times New Roman" w:eastAsia="Times New Roman" w:hAnsi="Times New Roman" w:cs="Times New Roman"/>
+          <w:sz w:val="24"/>
+          <w:szCs w:val="24"/>
+          <w:lang w:eastAsia="es-ES"/>
+        </w:rPr>
+      </w:pPr>
     </w:p>
     <w:p>
       <w:pPr>
@@ -776,102 +999,7 @@
           <w:lang w:eastAsia="es-ES"/>
         </w:rPr>
       </w:pPr>
-    </w:p>
-    <w:p>
-      <w:pPr>
-        <w:spacing w:after="0" w:line="285" w:lineRule="atLeast"/>
-        <w:rPr>
-          <w:rFonts w:ascii="Times New Roman" w:eastAsia="Times New Roman" w:hAnsi="Times New Roman" w:cs="Times New Roman"/>
-          <w:sz w:val="24"/>
-          <w:szCs w:val="24"/>
-          <w:lang w:eastAsia="es-ES"/>
-        </w:rPr>
-      </w:pPr>
-      <w:r>
-        <w:rPr>
-          <w:rFonts w:ascii="Times New Roman" w:eastAsia="Times New Roman" w:hAnsi="Times New Roman" w:cs="Times New Roman"/>
-          <w:sz w:val="24"/>
-          <w:szCs w:val="24"/>
-          <w:lang w:eastAsia="es-ES"/>
-        </w:rPr>
-        <w:t>1. Abrir siempre desde la misma URL o desde el acceso directo instalado.</w:t>
-      </w:r>
-    </w:p>
-    <w:p>
-      <w:pPr>
-        <w:spacing w:after="0" w:line="285" w:lineRule="atLeast"/>
-        <w:rPr>
-          <w:rFonts w:ascii="Times New Roman" w:eastAsia="Times New Roman" w:hAnsi="Times New Roman" w:cs="Times New Roman"/>
-          <w:sz w:val="24"/>
-          <w:szCs w:val="24"/>
-          <w:lang w:eastAsia="es-ES"/>
-        </w:rPr>
-      </w:pPr>
-      <w:r>
-        <w:rPr>
-          <w:rFonts w:ascii="Times New Roman" w:eastAsia="Times New Roman" w:hAnsi="Times New Roman" w:cs="Times New Roman"/>
-          <w:sz w:val="24"/>
-          <w:szCs w:val="24"/>
-          <w:lang w:eastAsia="es-ES"/>
-        </w:rPr>
-        <w:t>2. Guardar cada registro al terminar de usar una vista.</w:t>
-      </w:r>
-    </w:p>
-    <w:p>
-      <w:pPr>
-        <w:spacing w:after="0" w:line="285" w:lineRule="atLeast"/>
-        <w:rPr>
-          <w:rFonts w:ascii="Times New Roman" w:eastAsia="Times New Roman" w:hAnsi="Times New Roman" w:cs="Times New Roman"/>
-          <w:sz w:val="24"/>
-          <w:szCs w:val="24"/>
-          <w:lang w:eastAsia="es-ES"/>
-        </w:rPr>
-      </w:pPr>
-      <w:r>
-        <w:rPr>
-          <w:rFonts w:ascii="Times New Roman" w:eastAsia="Times New Roman" w:hAnsi="Times New Roman" w:cs="Times New Roman"/>
-          <w:sz w:val="24"/>
-          <w:szCs w:val="24"/>
-          <w:lang w:eastAsia="es-ES"/>
-        </w:rPr>
-        <w:t>3. Revisar el historial cuando quieras consultar tu progreso.</w:t>
-      </w:r>
-    </w:p>
-    <w:p>
-      <w:pPr>
-        <w:spacing w:after="0" w:line="285" w:lineRule="atLeast"/>
-        <w:rPr>
-          <w:rFonts w:ascii="Times New Roman" w:eastAsia="Times New Roman" w:hAnsi="Times New Roman" w:cs="Times New Roman"/>
-          <w:sz w:val="24"/>
-          <w:szCs w:val="24"/>
-          <w:lang w:eastAsia="es-ES"/>
-        </w:rPr>
-      </w:pPr>
-      <w:r>
-        <w:rPr>
-          <w:rFonts w:ascii="Times New Roman" w:eastAsia="Times New Roman" w:hAnsi="Times New Roman" w:cs="Times New Roman"/>
-          <w:sz w:val="24"/>
-          <w:szCs w:val="24"/>
-          <w:lang w:eastAsia="es-ES"/>
-        </w:rPr>
-        <w:t>4. Si el navegador no actualiza cambios, cerrar y volver a abrir la PWA.</w:t>
-      </w:r>
-    </w:p>
-    <w:p>
-      <w:pPr>
-        <w:spacing w:after="0" w:line="285" w:lineRule="atLeast"/>
-        <w:rPr>
-          <w:rFonts w:ascii="Times New Roman" w:eastAsia="Times New Roman" w:hAnsi="Times New Roman" w:cs="Times New Roman"/>
-          <w:sz w:val="24"/>
-          <w:szCs w:val="24"/>
-          <w:lang w:eastAsia="es-ES"/>
-        </w:rPr>
-      </w:pPr>
-    </w:p>
-    <w:p>
-      <w:pPr>
-        <w:spacing w:after="0" w:line="285" w:lineRule="atLeast"/>
-        <w:jc w:val="both"/>
+      <w:r>
         <w:rPr>
           <w:rFonts w:ascii="Times New Roman" w:eastAsia="Times New Roman" w:hAnsi="Times New Roman" w:cs="Times New Roman"/>
           <w:b/>
@@ -881,8 +1009,13 @@
           <w:u w:val="single"/>
           <w:lang w:eastAsia="es-ES"/>
         </w:rPr>
-      </w:pPr>
-      <w:r>
+        <w:t>Vistas principales</w:t>
+      </w:r>
+    </w:p>
+    <w:p>
+      <w:pPr>
+        <w:spacing w:after="0" w:line="285" w:lineRule="atLeast"/>
+        <w:jc w:val="both"/>
         <w:rPr>
           <w:rFonts w:ascii="Times New Roman" w:eastAsia="Times New Roman" w:hAnsi="Times New Roman" w:cs="Times New Roman"/>
           <w:b/>
@@ -892,22 +1025,6 @@
           <w:u w:val="single"/>
           <w:lang w:eastAsia="es-ES"/>
         </w:rPr>
-        <w:t>Vistas principales</w:t>
-      </w:r>
-    </w:p>
-    <w:p>
-      <w:pPr>
-        <w:spacing w:after="0" w:line="285" w:lineRule="atLeast"/>
-        <w:jc w:val="both"/>
-        <w:rPr>
-          <w:rFonts w:ascii="Times New Roman" w:eastAsia="Times New Roman" w:hAnsi="Times New Roman" w:cs="Times New Roman"/>
-          <w:b/>
-          <w:bCs/>
-          <w:sz w:val="24"/>
-          <w:szCs w:val="24"/>
-          <w:u w:val="single"/>
-          <w:lang w:eastAsia="es-ES"/>
-        </w:rPr>
       </w:pPr>
     </w:p>
     <w:p>
@@ -1039,6 +1156,7 @@
           <w:szCs w:val="24"/>
           <w:lang w:eastAsia="es-ES"/>
         </w:rPr>
+        <w:lastRenderedPageBreak/>
         <w:t xml:space="preserve">- </w:t>
       </w:r>
       <w:r>
@@ -1191,7 +1309,6 @@
           <w:szCs w:val="24"/>
           <w:lang w:eastAsia="es-ES"/>
         </w:rPr>
-        <w:lastRenderedPageBreak/>
         <w:t xml:space="preserve">- Mi actividad </w:t>
       </w:r>
       <w:r>
